--- a/tpl_sm.docx
+++ b/tpl_sm.docx
@@ -224,8 +224,7 @@
     </w:p>
     <w:p>
       <w:pPr>
-        <w:pStyle w:val="Heading1"/>
-        <w:keepNext/>
+        <w:pStyle w:val="ContentsHead"/>
       </w:pPr>
       <w:r>
         <w:t xml:space="preserve">Содержание тома</w:t>
@@ -1895,9 +1894,150 @@
 
 <file path=word/header2.xml><?xml version="1.0" encoding="utf-8"?>
 <w:hdr xmlns:w="http://schemas.openxmlformats.org/wordprocessingml/2006/main" xmlns:r="http://schemas.openxmlformats.org/officeDocument/2006/relationships" xmlns:wp="http://schemas.openxmlformats.org/drawingml/2006/wordprocessingDrawing" xmlns:a="http://schemas.openxmlformats.org/drawingml/2006/main" xmlns:wps="http://schemas.microsoft.com/office/word/2010/wordprocessingShape" xmlns:mc="http://schemas.openxmlformats.org/markup-compatibility/2006" xmlns:w14="http://schemas.microsoft.com/office/word/2010/wordml" mc:Ignorable="w14">
+  <w:tbl>
+    <w:tblPr>
+      <w:tblpPr w:leftFromText="0" w:rightFromText="0" w:vertAnchor="page" w:horzAnchor="page" w:tblpX="454" w:tblpY="11735"/>
+      <w:tblOverlap w:val="overlap"/>
+      <w:tblW w:w="680" w:type="dxa"/>
+      <w:tblBorders>
+        <w:top w:val="single" w:sz="12" w:color="000000"/>
+        <w:left w:val="single" w:sz="12" w:color="000000"/>
+        <w:bottom w:val="single" w:sz="12" w:color="000000"/>
+        <w:right w:val="single" w:sz="12" w:color="000000"/>
+        <w:insideH w:val="single" w:sz="12" w:color="000000"/>
+        <w:insideV w:val="single" w:sz="12" w:color="000000"/>
+      </w:tblBorders>
+      <w:tblLayout w:type="fixed"/>
+      <w:tblCellMar>
+        <w:left w:w="0" w:type="dxa"/>
+        <w:right w:w="0" w:type="dxa"/>
+      </w:tblCellMar>
+    </w:tblPr>
+    <w:tblGrid>
+      <w:gridCol w:w="283"/>
+      <w:gridCol w:w="397"/>
+    </w:tblGrid>
+    <w:tr>
+      <w:trPr>
+        <w:trHeight w:val="1417" w:hRule="exact"/>
+        <w:cantSplit/>
+      </w:trPr>
+      <w:tc>
+        <w:tcPr>
+          <w:tcW w:w="283" w:type="dxa"/>
+          <w:textDirection w:val="btLr"/>
+          <w:vAlign w:val="center"/>
+        </w:tcPr>
+        <w:p>
+          <w:pPr>
+            <w:spacing w:before="0" w:after="0" w:line="200" w:lineRule="exact"/>
+            <w:jc w:val="center"/>
+          </w:pPr>
+          <w:r>
+            <w:rPr>
+              <w:sz w:val="14"/>
+              <w:szCs w:val="14"/>
+            </w:rPr>
+            <w:t xml:space="preserve">Взам. инв. №</w:t>
+          </w:r>
+        </w:p>
+      </w:tc>
+      <w:tc>
+        <w:tcPr>
+          <w:tcW w:w="397" w:type="dxa"/>
+          <w:textDirection w:val="btLr"/>
+          <w:vAlign w:val="center"/>
+        </w:tcPr>
+        <w:p>
+          <w:pPr>
+            <w:spacing w:before="0" w:after="0" w:line="200" w:lineRule="exact"/>
+            <w:jc w:val="center"/>
+          </w:pPr>
+        </w:p>
+      </w:tc>
+    </w:tr>
+    <w:tr>
+      <w:trPr>
+        <w:trHeight w:val="1984" w:hRule="exact"/>
+        <w:cantSplit/>
+      </w:trPr>
+      <w:tc>
+        <w:tcPr>
+          <w:tcW w:w="283" w:type="dxa"/>
+          <w:textDirection w:val="btLr"/>
+          <w:vAlign w:val="center"/>
+        </w:tcPr>
+        <w:p>
+          <w:pPr>
+            <w:spacing w:before="0" w:after="0" w:line="200" w:lineRule="exact"/>
+            <w:jc w:val="center"/>
+          </w:pPr>
+          <w:r>
+            <w:rPr>
+              <w:sz w:val="14"/>
+              <w:szCs w:val="14"/>
+            </w:rPr>
+            <w:t xml:space="preserve">Подп. и дата</w:t>
+          </w:r>
+        </w:p>
+      </w:tc>
+      <w:tc>
+        <w:tcPr>
+          <w:tcW w:w="397" w:type="dxa"/>
+          <w:textDirection w:val="btLr"/>
+          <w:vAlign w:val="center"/>
+        </w:tcPr>
+        <w:p>
+          <w:pPr>
+            <w:spacing w:before="0" w:after="0" w:line="200" w:lineRule="exact"/>
+            <w:jc w:val="center"/>
+          </w:pPr>
+        </w:p>
+      </w:tc>
+    </w:tr>
+    <w:tr>
+      <w:trPr>
+        <w:trHeight w:val="1417" w:hRule="exact"/>
+        <w:cantSplit/>
+      </w:trPr>
+      <w:tc>
+        <w:tcPr>
+          <w:tcW w:w="283" w:type="dxa"/>
+          <w:textDirection w:val="btLr"/>
+          <w:vAlign w:val="center"/>
+        </w:tcPr>
+        <w:p>
+          <w:pPr>
+            <w:spacing w:before="0" w:after="0" w:line="200" w:lineRule="exact"/>
+            <w:jc w:val="center"/>
+          </w:pPr>
+          <w:r>
+            <w:rPr>
+              <w:sz w:val="14"/>
+              <w:szCs w:val="14"/>
+            </w:rPr>
+            <w:t xml:space="preserve">Инв. № подл.</w:t>
+          </w:r>
+        </w:p>
+      </w:tc>
+      <w:tc>
+        <w:tcPr>
+          <w:tcW w:w="397" w:type="dxa"/>
+          <w:textDirection w:val="btLr"/>
+          <w:vAlign w:val="center"/>
+        </w:tcPr>
+        <w:p>
+          <w:pPr>
+            <w:spacing w:before="0" w:after="0" w:line="200" w:lineRule="exact"/>
+            <w:jc w:val="center"/>
+          </w:pPr>
+        </w:p>
+      </w:tc>
+    </w:tr>
+  </w:tbl>
   <w:p>
     <w:pPr>
-      <w:spacing w:before="0" w:after="0"/>
+      <w:spacing w:before="0" w:after="0" w:line="20" w:lineRule="exact"/>
     </w:pPr>
     <w:r>
       <w:drawing>
@@ -2103,6 +2243,49 @@
       <w:b/>
     </w:rPr>
   </w:style>
+  <w:style w:type="paragraph" w:styleId="ContentsHead">
+    <w:name w:val="PD Заголовок содержания"/>
+    <w:basedOn w:val="Normal"/>
+    <w:next w:val="Body"/>
+    <w:qFormat/>
+    <w:pPr>
+      <w:keepNext/>
+      <w:spacing w:before="120" w:after="240"/>
+      <w:jc w:val="center"/>
+    </w:pPr>
+    <w:rPr>
+      <w:b/>
+      <w:sz w:val="28"/>
+      <w:szCs w:val="28"/>
+    </w:rPr>
+  </w:style>
+  <w:style w:type="paragraph" w:styleId="TOC1">
+    <w:name w:val="toc 1"/>
+    <w:basedOn w:val="Normal"/>
+    <w:next w:val="Body"/>
+    <w:qFormat/>
+    <w:pPr>
+      <w:tabs>
+        <w:tab w:val="right" w:leader="dot" w:pos="9751"/>
+      </w:tabs>
+      <w:spacing w:after="40"/>
+    </w:pPr>
+    <w:rPr/>
+  </w:style>
+  <w:style w:type="paragraph" w:styleId="TOC2">
+    <w:name w:val="toc 2"/>
+    <w:basedOn w:val="Normal"/>
+    <w:next w:val="Body"/>
+    <w:qFormat/>
+    <w:pPr>
+      <w:tabs>
+        <w:tab w:val="right" w:leader="dot" w:pos="9751"/>
+      </w:tabs>
+      <w:spacing w:after="40"/>
+      <w:ind w:left="284"/>
+    </w:pPr>
+    <w:rPr/>
+  </w:style>
   <w:style w:type="paragraph" w:styleId="Marker">
     <w:name w:val="PD Поле-заполнитель"/>
     <w:basedOn w:val="Normal"/>

--- a/tpl_sm.docx
+++ b/tpl_sm.docx
@@ -1,6 +1,6 @@
 
 <file path=word/document.xml><?xml version="1.0" encoding="utf-8"?>
-<w:document xmlns:w="http://schemas.openxmlformats.org/wordprocessingml/2006/main" xmlns:r="http://schemas.openxmlformats.org/officeDocument/2006/relationships" xmlns:wp="http://schemas.openxmlformats.org/drawingml/2006/wordprocessingDrawing" xmlns:a="http://schemas.openxmlformats.org/drawingml/2006/main" xmlns:wps="http://schemas.microsoft.com/office/word/2010/wordprocessingShape" xmlns:mc="http://schemas.openxmlformats.org/markup-compatibility/2006" xmlns:w14="http://schemas.microsoft.com/office/word/2010/wordml" mc:Ignorable="w14">
+<w:document xmlns:w="http://schemas.openxmlformats.org/wordprocessingml/2006/main" xmlns:r="http://schemas.openxmlformats.org/officeDocument/2006/relationships" xmlns:wp="http://schemas.openxmlformats.org/drawingml/2006/wordprocessingDrawing" xmlns:a="http://schemas.openxmlformats.org/drawingml/2006/main" xmlns:wps="http://schemas.microsoft.com/office/word/2010/wordprocessingShape" xmlns:mc="http://schemas.openxmlformats.org/markup-compatibility/2006" xmlns:v="urn:schemas-microsoft-com:vml" xmlns:o="urn:schemas-microsoft-com:office:office" xmlns:w10="urn:schemas-microsoft-com:office:word" xmlns:w14="http://schemas.microsoft.com/office/word/2010/wordml" mc:Ignorable="w14">
   <w:body>
     <w:p>
       <w:pPr>
@@ -324,13 +324,13 @@
 </file>
 
 <file path=word/footer1.xml><?xml version="1.0" encoding="utf-8"?>
-<w:ftr xmlns:w="http://schemas.openxmlformats.org/wordprocessingml/2006/main" xmlns:r="http://schemas.openxmlformats.org/officeDocument/2006/relationships" xmlns:wp="http://schemas.openxmlformats.org/drawingml/2006/wordprocessingDrawing" xmlns:a="http://schemas.openxmlformats.org/drawingml/2006/main" xmlns:wps="http://schemas.microsoft.com/office/word/2010/wordprocessingShape" xmlns:mc="http://schemas.openxmlformats.org/markup-compatibility/2006" xmlns:w14="http://schemas.microsoft.com/office/word/2010/wordml" mc:Ignorable="w14">
+<w:ftr xmlns:w="http://schemas.openxmlformats.org/wordprocessingml/2006/main" xmlns:r="http://schemas.openxmlformats.org/officeDocument/2006/relationships" xmlns:wp="http://schemas.openxmlformats.org/drawingml/2006/wordprocessingDrawing" xmlns:a="http://schemas.openxmlformats.org/drawingml/2006/main" xmlns:wps="http://schemas.microsoft.com/office/word/2010/wordprocessingShape" xmlns:mc="http://schemas.openxmlformats.org/markup-compatibility/2006" xmlns:v="urn:schemas-microsoft-com:vml" xmlns:o="urn:schemas-microsoft-com:office:office" xmlns:w10="urn:schemas-microsoft-com:office:word" xmlns:w14="http://schemas.microsoft.com/office/word/2010/wordml" mc:Ignorable="w14">
   <w:p/>
 </w:ftr>
 </file>
 
 <file path=word/footer2.xml><?xml version="1.0" encoding="utf-8"?>
-<w:ftr xmlns:w="http://schemas.openxmlformats.org/wordprocessingml/2006/main" xmlns:r="http://schemas.openxmlformats.org/officeDocument/2006/relationships" xmlns:wp="http://schemas.openxmlformats.org/drawingml/2006/wordprocessingDrawing" xmlns:a="http://schemas.openxmlformats.org/drawingml/2006/main" xmlns:wps="http://schemas.microsoft.com/office/word/2010/wordprocessingShape" xmlns:mc="http://schemas.openxmlformats.org/markup-compatibility/2006" xmlns:w14="http://schemas.microsoft.com/office/word/2010/wordml" mc:Ignorable="w14">
+<w:ftr xmlns:w="http://schemas.openxmlformats.org/wordprocessingml/2006/main" xmlns:r="http://schemas.openxmlformats.org/officeDocument/2006/relationships" xmlns:wp="http://schemas.openxmlformats.org/drawingml/2006/wordprocessingDrawing" xmlns:a="http://schemas.openxmlformats.org/drawingml/2006/main" xmlns:wps="http://schemas.microsoft.com/office/word/2010/wordprocessingShape" xmlns:mc="http://schemas.openxmlformats.org/markup-compatibility/2006" xmlns:v="urn:schemas-microsoft-com:vml" xmlns:o="urn:schemas-microsoft-com:office:office" xmlns:w10="urn:schemas-microsoft-com:office:word" xmlns:w14="http://schemas.microsoft.com/office/word/2010/wordml" mc:Ignorable="w14">
   <w:tbl>
     <w:tblPr>
       <w:tblW w:w="10488" w:type="dxa"/>
@@ -1421,7 +1421,7 @@
 </file>
 
 <file path=word/footer3.xml><?xml version="1.0" encoding="utf-8"?>
-<w:ftr xmlns:w="http://schemas.openxmlformats.org/wordprocessingml/2006/main" xmlns:r="http://schemas.openxmlformats.org/officeDocument/2006/relationships" xmlns:wp="http://schemas.openxmlformats.org/drawingml/2006/wordprocessingDrawing" xmlns:a="http://schemas.openxmlformats.org/drawingml/2006/main" xmlns:wps="http://schemas.microsoft.com/office/word/2010/wordprocessingShape" xmlns:mc="http://schemas.openxmlformats.org/markup-compatibility/2006" xmlns:w14="http://schemas.microsoft.com/office/word/2010/wordml" mc:Ignorable="w14">
+<w:ftr xmlns:w="http://schemas.openxmlformats.org/wordprocessingml/2006/main" xmlns:r="http://schemas.openxmlformats.org/officeDocument/2006/relationships" xmlns:wp="http://schemas.openxmlformats.org/drawingml/2006/wordprocessingDrawing" xmlns:a="http://schemas.openxmlformats.org/drawingml/2006/main" xmlns:wps="http://schemas.microsoft.com/office/word/2010/wordprocessingShape" xmlns:mc="http://schemas.openxmlformats.org/markup-compatibility/2006" xmlns:v="urn:schemas-microsoft-com:vml" xmlns:o="urn:schemas-microsoft-com:office:office" xmlns:w10="urn:schemas-microsoft-com:office:word" xmlns:w14="http://schemas.microsoft.com/office/word/2010/wordml" mc:Ignorable="w14">
   <w:tbl>
     <w:tblPr>
       <w:tblW w:w="10488" w:type="dxa"/>
@@ -1887,13 +1887,13 @@
 </file>
 
 <file path=word/header1.xml><?xml version="1.0" encoding="utf-8"?>
-<w:hdr xmlns:w="http://schemas.openxmlformats.org/wordprocessingml/2006/main" xmlns:r="http://schemas.openxmlformats.org/officeDocument/2006/relationships" xmlns:wp="http://schemas.openxmlformats.org/drawingml/2006/wordprocessingDrawing" xmlns:a="http://schemas.openxmlformats.org/drawingml/2006/main" xmlns:wps="http://schemas.microsoft.com/office/word/2010/wordprocessingShape" xmlns:mc="http://schemas.openxmlformats.org/markup-compatibility/2006" xmlns:w14="http://schemas.microsoft.com/office/word/2010/wordml" mc:Ignorable="w14">
+<w:hdr xmlns:w="http://schemas.openxmlformats.org/wordprocessingml/2006/main" xmlns:r="http://schemas.openxmlformats.org/officeDocument/2006/relationships" xmlns:wp="http://schemas.openxmlformats.org/drawingml/2006/wordprocessingDrawing" xmlns:a="http://schemas.openxmlformats.org/drawingml/2006/main" xmlns:wps="http://schemas.microsoft.com/office/word/2010/wordprocessingShape" xmlns:mc="http://schemas.openxmlformats.org/markup-compatibility/2006" xmlns:v="urn:schemas-microsoft-com:vml" xmlns:o="urn:schemas-microsoft-com:office:office" xmlns:w10="urn:schemas-microsoft-com:office:word" xmlns:w14="http://schemas.microsoft.com/office/word/2010/wordml" mc:Ignorable="w14">
   <w:p/>
 </w:hdr>
 </file>
 
 <file path=word/header2.xml><?xml version="1.0" encoding="utf-8"?>
-<w:hdr xmlns:w="http://schemas.openxmlformats.org/wordprocessingml/2006/main" xmlns:r="http://schemas.openxmlformats.org/officeDocument/2006/relationships" xmlns:wp="http://schemas.openxmlformats.org/drawingml/2006/wordprocessingDrawing" xmlns:a="http://schemas.openxmlformats.org/drawingml/2006/main" xmlns:wps="http://schemas.microsoft.com/office/word/2010/wordprocessingShape" xmlns:mc="http://schemas.openxmlformats.org/markup-compatibility/2006" xmlns:w14="http://schemas.microsoft.com/office/word/2010/wordml" mc:Ignorable="w14">
+<w:hdr xmlns:w="http://schemas.openxmlformats.org/wordprocessingml/2006/main" xmlns:r="http://schemas.openxmlformats.org/officeDocument/2006/relationships" xmlns:wp="http://schemas.openxmlformats.org/drawingml/2006/wordprocessingDrawing" xmlns:a="http://schemas.openxmlformats.org/drawingml/2006/main" xmlns:wps="http://schemas.microsoft.com/office/word/2010/wordprocessingShape" xmlns:mc="http://schemas.openxmlformats.org/markup-compatibility/2006" xmlns:v="urn:schemas-microsoft-com:vml" xmlns:o="urn:schemas-microsoft-com:office:office" xmlns:w10="urn:schemas-microsoft-com:office:word" xmlns:w14="http://schemas.microsoft.com/office/word/2010/wordml" mc:Ignorable="w14">
   <w:tbl>
     <w:tblPr>
       <w:tblpPr w:leftFromText="0" w:rightFromText="0" w:vertAnchor="page" w:horzAnchor="page" w:tblpX="454" w:tblpY="11735"/>
@@ -2040,109 +2040,51 @@
       <w:spacing w:before="0" w:after="0" w:line="20" w:lineRule="exact"/>
     </w:pPr>
     <w:r>
-      <w:drawing>
-        <wp:anchor distT="0" distB="0" distL="0" distR="0" simplePos="0" relativeHeight="117" behindDoc="1" locked="1" layoutInCell="1" allowOverlap="1">
-          <wp:simplePos x="0" y="0"/>
-          <wp:positionH relativeFrom="page">
-            <wp:posOffset>720000</wp:posOffset>
-          </wp:positionH>
-          <wp:positionV relativeFrom="page">
-            <wp:posOffset>180000</wp:posOffset>
-          </wp:positionV>
-          <wp:extent cx="6660000" cy="10332000"/>
-          <wp:effectExtent l="0" t="0" r="0" b="0"/>
-          <wp:wrapNone/>
-          <wp:docPr id="117" name="PDRD_FRAME"/>
-          <wp:cNvGraphicFramePr/>
-          <a:graphic xmlns:a="http://schemas.openxmlformats.org/drawingml/2006/main">
-            <a:graphicData uri="http://schemas.microsoft.com/office/word/2010/wordprocessingShape">
-              <wps:wsp>
-                <wps:cNvSpPr/>
-                <wps:spPr>
-                  <a:xfrm>
-                    <a:off x="0" y="0"/>
-                    <a:ext cx="6660000" cy="10332000"/>
-                  </a:xfrm>
-                  <a:prstGeom prst="rect">
-                    <a:avLst/>
-                  </a:prstGeom>
-                  <a:noFill/>
-                  <a:ln w="18000">
-                    <a:solidFill>
-                      <a:srgbClr val="000000"/>
-                    </a:solidFill>
-                  </a:ln>
-                </wps:spPr>
-                <wps:bodyPr/>
-              </wps:wsp>
-            </a:graphicData>
-          </a:graphic>
-        </wp:anchor>
-      </w:drawing>
+      <w:pict>
+        <v:rect id="PDRD_FRAME" o:spid="_x0000_s2049" o:allowincell="f" filled="f" strokecolor="black" strokeweight="1.5pt" style="position:absolute;margin-left:56.69pt;margin-top:14.17pt;width:524.41pt;height:813.54pt;z-index:-251658240;mso-position-horizontal-relative:page;mso-position-vertical-relative:page">
+          <w10:wrap anchorx="page" anchory="page"/>
+        </v:rect>
+      </w:pict>
     </w:r>
     <w:r>
-      <w:drawing>
-        <wp:anchor distT="0" distB="0" distL="0" distR="0" simplePos="0" relativeHeight="118" behindDoc="1" locked="1" layoutInCell="1" allowOverlap="1">
-          <wp:simplePos x="0" y="0"/>
-          <wp:positionH relativeFrom="page">
-            <wp:posOffset>1008000</wp:posOffset>
-          </wp:positionH>
-          <wp:positionV relativeFrom="page">
-            <wp:posOffset>4860000</wp:posOffset>
-          </wp:positionV>
-          <wp:extent cx="6120000" cy="792000"/>
-          <wp:effectExtent l="0" t="0" r="0" b="0"/>
-          <wp:wrapNone/>
-          <wp:docPr id="118" name="PDRD_WATERMARK"/>
-          <wp:cNvGraphicFramePr/>
-          <a:graphic xmlns:a="http://schemas.openxmlformats.org/drawingml/2006/main">
-            <a:graphicData uri="http://schemas.microsoft.com/office/word/2010/wordprocessingShape">
-              <wps:wsp>
-                <wps:cNvSpPr txBox="1"/>
-                <wps:spPr>
-                  <a:xfrm rot="-3300000">
-                    <a:off x="0" y="0"/>
-                    <a:ext cx="6120000" cy="792000"/>
-                  </a:xfrm>
-                  <a:prstGeom prst="rect">
-                    <a:avLst/>
-                  </a:prstGeom>
-                  <a:noFill/>
-                  <a:ln>
-                    <a:noFill/>
-                  </a:ln>
-                </wps:spPr>
-                <wps:txbx>
-                  <w:txbxContent>
-                    <w:p>
-                      <w:pPr>
-                        <w:jc w:val="center"/>
-                      </w:pPr>
-                      <w:r>
-                        <w:rPr>
-                          <w:b/>
-                          <w:color w:val="E3A8A8"/>
-                          <w:sz w:val="56"/>
-                          <w:szCs w:val="56"/>
-                        </w:rPr>
-                        <w:t>ШИФР НЕ УТВЕРЖДЁН</w:t>
-                      </w:r>
-                    </w:p>
-                  </w:txbxContent>
-                </wps:txbx>
-                <wps:bodyPr rot="0" wrap="none" lIns="0" tIns="0" rIns="0" bIns="0" anchor="ctr"/>
-              </wps:wsp>
-            </a:graphicData>
-          </a:graphic>
-        </wp:anchor>
-      </w:drawing>
+      <w:pict>
+        <v:shapetype id="_x0000_t136" coordsize="21600,21600" o:spt="136" adj="10800" path="m@7,l@8,m@5,21600l@6,21600e">
+          <v:formulas>
+            <v:f eqn="sum #0 0 10800"/>
+            <v:f eqn="prod #0 2 1"/>
+            <v:f eqn="sum 21600 0 @1"/>
+            <v:f eqn="sum 0 0 @2"/>
+            <v:f eqn="sum 21600 0 @3"/>
+            <v:f eqn="if @0 @3 0"/>
+            <v:f eqn="if @0 21600 @1"/>
+            <v:f eqn="if @0 0 @2"/>
+            <v:f eqn="if @0 @4 21600"/>
+            <v:f eqn="mid @5 @6"/>
+            <v:f eqn="mid @8 @5"/>
+            <v:f eqn="mid @7 @8"/>
+            <v:f eqn="mid @6 @7"/>
+            <v:f eqn="sum @6 0 @5"/>
+          </v:formulas>
+          <v:path textpathok="t" o:connecttype="custom" o:connectlocs="@9,0;@10,10800;@11,21600;@12,10800" o:connectangles="270,180,90,0"/>
+          <v:textpath on="t" fitshape="t"/>
+          <v:handles>
+            <v:h position="#0,bottomRight" xrange="6629,14971"/>
+          </v:handles>
+          <o:lock v:ext="edit" text="t" shapetype="t"/>
+        </v:shapetype>
+        <v:shape id="PDRD_WATERMARK" o:spid="_x0000_s2050" type="#_x0000_t136" o:allowincell="f" fillcolor="#e3a8a8" stroked="f" style="position:absolute;margin-left:0;margin-top:0;width:453.54pt;height:56.69pt;rotation:315;z-index:-251657216;mso-position-horizontal:center;mso-position-horizontal-relative:page;mso-position-vertical:center;mso-position-vertical-relative:page">
+          <v:fill opacity=".5"/>
+          <v:textpath style="font-family:&quot;Arial&quot;;font-size:1pt" string="ШИФР НЕ УТВЕРЖДЁН"/>
+          <w10:wrap anchorx="page" anchory="page"/>
+        </v:shape>
+      </w:pict>
     </w:r>
   </w:p>
 </w:hdr>
 </file>
 
 <file path=word/numbering.xml><?xml version="1.0" encoding="utf-8"?>
-<w:numbering xmlns:w="http://schemas.openxmlformats.org/wordprocessingml/2006/main" xmlns:r="http://schemas.openxmlformats.org/officeDocument/2006/relationships" xmlns:wp="http://schemas.openxmlformats.org/drawingml/2006/wordprocessingDrawing" xmlns:a="http://schemas.openxmlformats.org/drawingml/2006/main" xmlns:wps="http://schemas.microsoft.com/office/word/2010/wordprocessingShape" xmlns:mc="http://schemas.openxmlformats.org/markup-compatibility/2006" xmlns:w14="http://schemas.microsoft.com/office/word/2010/wordml" mc:Ignorable="w14">
+<w:numbering xmlns:w="http://schemas.openxmlformats.org/wordprocessingml/2006/main" xmlns:r="http://schemas.openxmlformats.org/officeDocument/2006/relationships" xmlns:wp="http://schemas.openxmlformats.org/drawingml/2006/wordprocessingDrawing" xmlns:a="http://schemas.openxmlformats.org/drawingml/2006/main" xmlns:wps="http://schemas.microsoft.com/office/word/2010/wordprocessingShape" xmlns:mc="http://schemas.openxmlformats.org/markup-compatibility/2006" xmlns:v="urn:schemas-microsoft-com:vml" xmlns:o="urn:schemas-microsoft-com:office:office" xmlns:w10="urn:schemas-microsoft-com:office:word" xmlns:w14="http://schemas.microsoft.com/office/word/2010/wordml" mc:Ignorable="w14">
   <w:abstractNum w:abstractNumId="0">
     <w:multiLevelType w:val="singleLevel"/>
     <w:lvl w:ilvl="0">
@@ -2165,7 +2107,7 @@
 </file>
 
 <file path=word/styles.xml><?xml version="1.0" encoding="utf-8"?>
-<w:styles xmlns:w="http://schemas.openxmlformats.org/wordprocessingml/2006/main" xmlns:r="http://schemas.openxmlformats.org/officeDocument/2006/relationships" xmlns:wp="http://schemas.openxmlformats.org/drawingml/2006/wordprocessingDrawing" xmlns:a="http://schemas.openxmlformats.org/drawingml/2006/main" xmlns:wps="http://schemas.microsoft.com/office/word/2010/wordprocessingShape" xmlns:mc="http://schemas.openxmlformats.org/markup-compatibility/2006" xmlns:w14="http://schemas.microsoft.com/office/word/2010/wordml" mc:Ignorable="w14">
+<w:styles xmlns:w="http://schemas.openxmlformats.org/wordprocessingml/2006/main" xmlns:r="http://schemas.openxmlformats.org/officeDocument/2006/relationships" xmlns:wp="http://schemas.openxmlformats.org/drawingml/2006/wordprocessingDrawing" xmlns:a="http://schemas.openxmlformats.org/drawingml/2006/main" xmlns:wps="http://schemas.microsoft.com/office/word/2010/wordprocessingShape" xmlns:mc="http://schemas.openxmlformats.org/markup-compatibility/2006" xmlns:v="urn:schemas-microsoft-com:vml" xmlns:o="urn:schemas-microsoft-com:office:office" xmlns:w10="urn:schemas-microsoft-com:office:word" xmlns:w14="http://schemas.microsoft.com/office/word/2010/wordml" mc:Ignorable="w14">
   <w:docDefaults>
     <w:rPrDefault>
       <w:rPr>

--- a/tpl_sm.docx
+++ b/tpl_sm.docx
@@ -2,6 +2,57 @@
 <file path=word/document.xml><?xml version="1.0" encoding="utf-8"?>
 <w:document xmlns:w="http://schemas.openxmlformats.org/wordprocessingml/2006/main" xmlns:r="http://schemas.openxmlformats.org/officeDocument/2006/relationships" xmlns:wp="http://schemas.openxmlformats.org/drawingml/2006/wordprocessingDrawing" xmlns:a="http://schemas.openxmlformats.org/drawingml/2006/main" xmlns:wps="http://schemas.microsoft.com/office/word/2010/wordprocessingShape" xmlns:mc="http://schemas.openxmlformats.org/markup-compatibility/2006" xmlns:v="urn:schemas-microsoft-com:vml" xmlns:o="urn:schemas-microsoft-com:office:office" xmlns:w10="urn:schemas-microsoft-com:office:word" xmlns:w14="http://schemas.microsoft.com/office/word/2010/wordml" mc:Ignorable="w14">
   <w:body>
+    <w:p>
+      <w:pPr>
+        <w:pStyle w:val="TitleRight"/>
+        <w:jc w:val="right"/>
+      </w:pPr>
+      <w:r>
+        <w:t xml:space="preserve">УТВЕРЖДАЮ</w:t>
+      </w:r>
+    </w:p>
+    <w:p>
+      <w:pPr>
+        <w:pStyle w:val="TitleRight"/>
+        <w:jc w:val="right"/>
+      </w:pPr>
+      <w:r>
+        <w:t xml:space="preserve">{{УТВ_ДОЛЖН}}</w:t>
+      </w:r>
+    </w:p>
+    <w:p>
+      <w:pPr>
+        <w:pStyle w:val="TitleRight"/>
+        <w:jc w:val="right"/>
+      </w:pPr>
+      <w:r>
+        <w:t xml:space="preserve">_______________ </w:t>
+      </w:r>
+      <w:r>
+        <w:t xml:space="preserve">{{УТВ_ФИО}}</w:t>
+      </w:r>
+    </w:p>
+    <w:p>
+      <w:pPr>
+        <w:pStyle w:val="TitleRight"/>
+        <w:jc w:val="right"/>
+      </w:pPr>
+      <w:r>
+        <w:t xml:space="preserve">«____» _______________ </w:t>
+      </w:r>
+      <w:r>
+        <w:t xml:space="preserve">{{ГОД_ВЫПУСКА}}</w:t>
+      </w:r>
+      <w:r>
+        <w:t xml:space="preserve"> г.</w:t>
+      </w:r>
+    </w:p>
+    <w:p>
+      <w:pPr>
+        <w:pStyle w:val="Body"/>
+        <w:spacing w:before="0" w:after="600"/>
+      </w:pPr>
+    </w:p>
     <w:p>
       <w:pPr>
         <w:pStyle w:val="TitleSmall"/>
@@ -1112,6 +1163,13 @@
             <w:ind w:left="28" w:right="28"/>
             <w:jc w:val="left"/>
           </w:pPr>
+          <w:r>
+            <w:rPr>
+              <w:sz w:val="14"/>
+              <w:szCs w:val="14"/>
+            </w:rPr>
+            <w:t xml:space="preserve">Утв.</w:t>
+          </w:r>
         </w:p>
       </w:tc>
       <w:tc>
@@ -1126,6 +1184,13 @@
             <w:ind w:left="28" w:right="28"/>
             <w:jc w:val="left"/>
           </w:pPr>
+          <w:r>
+            <w:rPr>
+              <w:sz w:val="14"/>
+              <w:szCs w:val="14"/>
+            </w:rPr>
+            <w:t xml:space="preserve">{{УТВ_ФИО}}</w:t>
+          </w:r>
         </w:p>
       </w:tc>
       <w:tc>
@@ -1152,6 +1217,13 @@
             <w:ind w:left="28" w:right="28"/>
             <w:jc w:val="center"/>
           </w:pPr>
+          <w:r>
+            <w:rPr>
+              <w:sz w:val="12"/>
+              <w:szCs w:val="12"/>
+            </w:rPr>
+            <w:t xml:space="preserve">{{ДАТА_ВЫПУСКА_КР}}</w:t>
+          </w:r>
         </w:p>
       </w:tc>
       <w:tc>
@@ -2255,6 +2327,19 @@
       <w:sz w:val="20"/>
     </w:rPr>
   </w:style>
+  <w:style w:type="paragraph" w:styleId="TitleRight">
+    <w:name w:val="PD Титул утверждаю"/>
+    <w:basedOn w:val="Normal"/>
+    <w:qFormat/>
+    <w:pPr>
+      <w:spacing w:after="40"/>
+      <w:ind w:left="5100"/>
+      <w:jc w:val="right"/>
+    </w:pPr>
+    <w:rPr>
+      <w:sz w:val="22"/>
+    </w:rPr>
+  </w:style>
   <w:style w:type="paragraph" w:styleId="TitleSmall">
     <w:name w:val="PD Титул"/>
     <w:basedOn w:val="Normal"/>
